--- a/Subjects/DBMS/records/Ex3/Ex3_Record_URK24CS1021.docx
+++ b/Subjects/DBMS/records/Ex3/Ex3_Record_URK24CS1021.docx
@@ -244,7 +244,7 @@
             <w:r>
               <w:drawing>
                 <wp:inline xmlns:a="http://schemas.openxmlformats.org/drawingml/2006/main" xmlns:pic="http://schemas.openxmlformats.org/drawingml/2006/picture">
-                  <wp:extent cx="5760720" cy="2052256"/>
+                  <wp:extent cx="4876800" cy="1737360"/>
                   <wp:docPr id="1" name="Picture 1"/>
                   <wp:cNvGraphicFramePr>
                     <a:graphicFrameLocks noChangeAspect="1"/>
@@ -265,7 +265,7 @@
                         <pic:spPr>
                           <a:xfrm>
                             <a:off x="0" y="0"/>
-                            <a:ext cx="5760720" cy="2052256"/>
+                            <a:ext cx="4876800" cy="1737360"/>
                           </a:xfrm>
                           <a:prstGeom prst="rect"/>
                         </pic:spPr>
@@ -322,7 +322,7 @@
             <w:r>
               <w:drawing>
                 <wp:inline xmlns:a="http://schemas.openxmlformats.org/drawingml/2006/main" xmlns:pic="http://schemas.openxmlformats.org/drawingml/2006/picture">
-                  <wp:extent cx="5760720" cy="2246680"/>
+                  <wp:extent cx="4876800" cy="1901952"/>
                   <wp:docPr id="2" name="Picture 2"/>
                   <wp:cNvGraphicFramePr>
                     <a:graphicFrameLocks noChangeAspect="1"/>
@@ -343,7 +343,7 @@
                         <pic:spPr>
                           <a:xfrm>
                             <a:off x="0" y="0"/>
-                            <a:ext cx="5760720" cy="2246680"/>
+                            <a:ext cx="4876800" cy="1901952"/>
                           </a:xfrm>
                           <a:prstGeom prst="rect"/>
                         </pic:spPr>
@@ -400,7 +400,7 @@
             <w:r>
               <w:drawing>
                 <wp:inline xmlns:a="http://schemas.openxmlformats.org/drawingml/2006/main" xmlns:pic="http://schemas.openxmlformats.org/drawingml/2006/picture">
-                  <wp:extent cx="5760720" cy="2061175"/>
+                  <wp:extent cx="5315712" cy="1901952"/>
                   <wp:docPr id="3" name="Picture 3"/>
                   <wp:cNvGraphicFramePr>
                     <a:graphicFrameLocks noChangeAspect="1"/>
@@ -421,7 +421,7 @@
                         <pic:spPr>
                           <a:xfrm>
                             <a:off x="0" y="0"/>
-                            <a:ext cx="5760720" cy="2061175"/>
+                            <a:ext cx="5315712" cy="1901952"/>
                           </a:xfrm>
                           <a:prstGeom prst="rect"/>
                         </pic:spPr>
@@ -496,7 +496,7 @@
             <w:r>
               <w:drawing>
                 <wp:inline xmlns:a="http://schemas.openxmlformats.org/drawingml/2006/main" xmlns:pic="http://schemas.openxmlformats.org/drawingml/2006/picture">
-                  <wp:extent cx="5760720" cy="2896186"/>
+                  <wp:extent cx="4437888" cy="2231136"/>
                   <wp:docPr id="4" name="Picture 4"/>
                   <wp:cNvGraphicFramePr>
                     <a:graphicFrameLocks noChangeAspect="1"/>
@@ -517,7 +517,7 @@
                         <pic:spPr>
                           <a:xfrm>
                             <a:off x="0" y="0"/>
-                            <a:ext cx="5760720" cy="2896186"/>
+                            <a:ext cx="4437888" cy="2231136"/>
                           </a:xfrm>
                           <a:prstGeom prst="rect"/>
                         </pic:spPr>
@@ -721,7 +721,7 @@
             <w:r>
               <w:drawing>
                 <wp:inline xmlns:a="http://schemas.openxmlformats.org/drawingml/2006/main" xmlns:pic="http://schemas.openxmlformats.org/drawingml/2006/picture">
-                  <wp:extent cx="5760720" cy="3059409"/>
+                  <wp:extent cx="4511040" cy="2395728"/>
                   <wp:docPr id="7" name="Picture 7"/>
                   <wp:cNvGraphicFramePr>
                     <a:graphicFrameLocks noChangeAspect="1"/>
@@ -742,7 +742,7 @@
                         <pic:spPr>
                           <a:xfrm>
                             <a:off x="0" y="0"/>
-                            <a:ext cx="5760720" cy="3059409"/>
+                            <a:ext cx="4511040" cy="2395728"/>
                           </a:xfrm>
                           <a:prstGeom prst="rect"/>
                         </pic:spPr>
@@ -886,7 +886,7 @@
             <w:r>
               <w:drawing>
                 <wp:inline xmlns:a="http://schemas.openxmlformats.org/drawingml/2006/main" xmlns:pic="http://schemas.openxmlformats.org/drawingml/2006/picture">
-                  <wp:extent cx="5760720" cy="3919665"/>
+                  <wp:extent cx="4730496" cy="3218688"/>
                   <wp:docPr id="9" name="Picture 9"/>
                   <wp:cNvGraphicFramePr>
                     <a:graphicFrameLocks noChangeAspect="1"/>
@@ -907,7 +907,7 @@
                         <pic:spPr>
                           <a:xfrm>
                             <a:off x="0" y="0"/>
-                            <a:ext cx="5760720" cy="3919665"/>
+                            <a:ext cx="4730496" cy="3218688"/>
                           </a:xfrm>
                           <a:prstGeom prst="rect"/>
                         </pic:spPr>
@@ -1000,7 +1000,7 @@
             <w:r>
               <w:drawing>
                 <wp:inline xmlns:a="http://schemas.openxmlformats.org/drawingml/2006/main" xmlns:pic="http://schemas.openxmlformats.org/drawingml/2006/picture">
-                  <wp:extent cx="5760720" cy="6100677"/>
+                  <wp:extent cx="5681472" cy="6016752"/>
                   <wp:docPr id="10" name="Picture 10"/>
                   <wp:cNvGraphicFramePr>
                     <a:graphicFrameLocks noChangeAspect="1"/>
@@ -1021,7 +1021,7 @@
                         <pic:spPr>
                           <a:xfrm>
                             <a:off x="0" y="0"/>
-                            <a:ext cx="5760720" cy="6100677"/>
+                            <a:ext cx="5681472" cy="6016752"/>
                           </a:xfrm>
                           <a:prstGeom prst="rect"/>
                         </pic:spPr>
@@ -1078,7 +1078,7 @@
             <w:r>
               <w:drawing>
                 <wp:inline xmlns:a="http://schemas.openxmlformats.org/drawingml/2006/main" xmlns:pic="http://schemas.openxmlformats.org/drawingml/2006/picture">
-                  <wp:extent cx="5760720" cy="2788132"/>
+                  <wp:extent cx="4949952" cy="2395728"/>
                   <wp:docPr id="11" name="Picture 11"/>
                   <wp:cNvGraphicFramePr>
                     <a:graphicFrameLocks noChangeAspect="1"/>
@@ -1099,7 +1099,7 @@
                         <pic:spPr>
                           <a:xfrm>
                             <a:off x="0" y="0"/>
-                            <a:ext cx="5760720" cy="2788132"/>
+                            <a:ext cx="4949952" cy="2395728"/>
                           </a:xfrm>
                           <a:prstGeom prst="rect"/>
                         </pic:spPr>
@@ -1147,7 +1147,7 @@
             <w:r>
               <w:drawing>
                 <wp:inline xmlns:a="http://schemas.openxmlformats.org/drawingml/2006/main" xmlns:pic="http://schemas.openxmlformats.org/drawingml/2006/picture">
-                  <wp:extent cx="5760720" cy="2558766"/>
+                  <wp:extent cx="5023104" cy="2231136"/>
                   <wp:docPr id="12" name="Picture 12"/>
                   <wp:cNvGraphicFramePr>
                     <a:graphicFrameLocks noChangeAspect="1"/>
@@ -1168,7 +1168,7 @@
                         <pic:spPr>
                           <a:xfrm>
                             <a:off x="0" y="0"/>
-                            <a:ext cx="5760720" cy="2558766"/>
+                            <a:ext cx="5023104" cy="2231136"/>
                           </a:xfrm>
                           <a:prstGeom prst="rect"/>
                         </pic:spPr>
